--- a/test/generator/baseline/gen.pptx.to.docx.docx
+++ b/test/generator/baseline/gen.pptx.to.docx.docx
@@ -4846,7 +4846,7 @@
         </w:rPr>
         <w:t xml:space="preserve">. For example, here is a link pointing to the </w:t>
       </w:r>
-      <w:hyperlink r:id="rId100">
+      <w:hyperlink r:id="rId1">
         <w:r>
           <w:rPr>
             <w:rStyle w:val="Hyperlink"/>
@@ -4892,7 +4892,7 @@
       <w:pPr>
         <w:pStyle w:val="Heading1"/>
       </w:pPr>
-      <w:bookmarkStart w:id="5" w:name="images"/>
+      <w:bookmarkStart w:id="4" w:name="images"/>
       <w:r>
         <w:rPr>
           <w:rFonts w:ascii="Ubuntu" w:hAnsi="Ubuntu"/>
@@ -4902,7 +4902,7 @@
         </w:rPr>
         <w:t xml:space="preserve">Images</w:t>
       </w:r>
-      <w:bookmarkEnd w:id="5"/>
+      <w:bookmarkEnd w:id="4"/>
     </w:p>
     <w:p>
       <w:r>
@@ -4927,7 +4927,7 @@
                     <pic:cNvPicPr/>
                   </pic:nvPicPr>
                   <pic:blipFill>
-                    <a:blip r:embed="rId101"/>
+                    <a:blip r:embed="rId2"/>
                     <a:stretch>
                       <a:fillRect/>
                     </a:stretch>
@@ -5379,11 +5379,11 @@
       <w:pPr>
         <w:pStyle w:val="Heading1"/>
       </w:pPr>
-      <w:bookmarkStart w:id="6" w:name="charts"/>
+      <w:bookmarkStart w:id="5" w:name="charts"/>
       <w:r>
         <w:t xml:space="preserve">Charts</w:t>
       </w:r>
-      <w:bookmarkEnd w:id="6"/>
+      <w:bookmarkEnd w:id="5"/>
     </w:p>
     <w:tbl>
       <w:tblPr>
